--- a/exercise-answers/04_roll_movement_and_start_bonus_answer.docx
+++ b/exercise-answers/04_roll_movement_and_start_bonus_answer.docx
@@ -198,7 +198,7 @@
           <w:rtl/>
           <w:lang w:bidi="he-IL"/>
         </w:rPr>
-        <w:t xml:space="preserve">במצב בדיקות בלבד הכותרת X-Test-Dice-Roll יכולה לקבוע תוצאה 1–6; ערך פסול מחזיר 422 ללא שינוי.</w:t>
+        <w:t xml:space="preserve">השרת מגריל בעצמו מספר שלם 1–6; פעולת roll אינה מקבלת גוף בקשה או כותרת בדיקה מיוחדת.</w:t>
       </w:r>
     </w:p>
     <w:p>
@@ -249,7 +249,7 @@
           <w:rtl/>
           <w:lang w:bidi="he-IL"/>
         </w:rPr>
-        <w:t xml:space="preserve">שירות קובייה נפרד מאפשר משחק אקראי בייצור ובדיקה דטרמיניסטית. הנתיב קורא כותרת בדיקה רק כאשר משתנה הסביבה מפעיל במפורש מצב בדיקות.</w:t>
+        <w:t xml:space="preserve">שירות קובייה נפרד שומר את האחריות על האקראיות במקום אחד. בדיקות יחידה יכולות להחליף את השירות, ואילו בדיקות HTTP מאמתות את התוצאה האמיתית שהשרת מדווח.</w:t>
       </w:r>
     </w:p>
     <w:p>
@@ -649,7 +649,7 @@
                 <w:sz w:val="17"/>
                 <w:szCs w:val="17"/>
               </w:rPr>
-              <w:t xml:space="preserve">def roll(self, forced_roll: int | None = None) -&gt; Game:</w:t>
+              <w:t xml:space="preserve">def roll(self) -&gt; Game:</w:t>
             </w:r>
           </w:p>
           <w:p>
@@ -713,7 +713,7 @@
                 <w:sz w:val="17"/>
                 <w:szCs w:val="17"/>
               </w:rPr>
-              <w:t xml:space="preserve">    value = forced_roll if forced_roll is not None else self.dice_service.roll()</w:t>
+              <w:t xml:space="preserve">    value = self.dice_service.roll()</w:t>
             </w:r>
           </w:p>
           <w:p>
@@ -896,7 +896,7 @@
           <w:rtl/>
           <w:lang w:bidi="he-IL"/>
         </w:rPr>
-        <w:t xml:space="preserve">נתיב HTTP ותוצאת בדיקה כפויה</w:t>
+        <w:t xml:space="preserve">נתיב HTTP</w:t>
       </w:r>
     </w:p>
     <w:tbl>
@@ -961,103 +961,23 @@
                 <w:sz w:val="17"/>
                 <w:szCs w:val="17"/>
               </w:rPr>
-              <w:t xml:space="preserve">def roll(service=Depends(get_game_service), x_test_dice_roll: str | None = Header(None)):</w:t>
-            </w:r>
-          </w:p>
-          <w:p>
-            <w:pPr>
-              <w:bidi w:val="false"/>
-              <w:spacing w:after="0" w:line="240"/>
-              <w:jc w:val="left"/>
-            </w:pPr>
-            <w:r>
-              <w:rPr>
-                <w:rFonts w:ascii="Consolas" w:cs="Consolas" w:eastAsia="Consolas" w:hAnsi="Consolas"/>
-                <w:color w:val="E8EEF7"/>
-                <w:sz w:val="17"/>
-                <w:szCs w:val="17"/>
-              </w:rPr>
-              <w:t xml:space="preserve">    forced = None</w:t>
-            </w:r>
-          </w:p>
-          <w:p>
-            <w:pPr>
-              <w:bidi w:val="false"/>
-              <w:spacing w:after="0" w:line="240"/>
-              <w:jc w:val="left"/>
-            </w:pPr>
-            <w:r>
-              <w:rPr>
-                <w:rFonts w:ascii="Consolas" w:cs="Consolas" w:eastAsia="Consolas" w:hAnsi="Consolas"/>
-                <w:color w:val="E8EEF7"/>
-                <w:sz w:val="17"/>
-                <w:szCs w:val="17"/>
-              </w:rPr>
-              <w:t xml:space="preserve">    if os.getenv("PROPERTY_EMPIRE_TESTING") == "1" and x_test_dice_roll:</w:t>
-            </w:r>
-          </w:p>
-          <w:p>
-            <w:pPr>
-              <w:bidi w:val="false"/>
-              <w:spacing w:after="0" w:line="240"/>
-              <w:jc w:val="left"/>
-            </w:pPr>
-            <w:r>
-              <w:rPr>
-                <w:rFonts w:ascii="Consolas" w:cs="Consolas" w:eastAsia="Consolas" w:hAnsi="Consolas"/>
-                <w:color w:val="E8EEF7"/>
-                <w:sz w:val="17"/>
-                <w:szCs w:val="17"/>
-              </w:rPr>
-              <w:t xml:space="preserve">        if not x_test_dice_roll.isdigit() or int(x_test_dice_roll) not in range(1, 7):</w:t>
-            </w:r>
-          </w:p>
-          <w:p>
-            <w:pPr>
-              <w:bidi w:val="false"/>
-              <w:spacing w:after="0" w:line="240"/>
-              <w:jc w:val="left"/>
-            </w:pPr>
-            <w:r>
-              <w:rPr>
-                <w:rFonts w:ascii="Consolas" w:cs="Consolas" w:eastAsia="Consolas" w:hAnsi="Consolas"/>
-                <w:color w:val="E8EEF7"/>
-                <w:sz w:val="17"/>
-                <w:szCs w:val="17"/>
-              </w:rPr>
-              <w:t xml:space="preserve">            raise HTTPException(422, "Test dice roll must be 1 to 6.")</w:t>
-            </w:r>
-          </w:p>
-          <w:p>
-            <w:pPr>
-              <w:bidi w:val="false"/>
-              <w:spacing w:after="0" w:line="240"/>
-              <w:jc w:val="left"/>
-            </w:pPr>
-            <w:r>
-              <w:rPr>
-                <w:rFonts w:ascii="Consolas" w:cs="Consolas" w:eastAsia="Consolas" w:hAnsi="Consolas"/>
-                <w:color w:val="E8EEF7"/>
-                <w:sz w:val="17"/>
-                <w:szCs w:val="17"/>
-              </w:rPr>
-              <w:t xml:space="preserve">        forced = int(x_test_dice_roll)</w:t>
-            </w:r>
-          </w:p>
-          <w:p>
-            <w:pPr>
-              <w:bidi w:val="false"/>
-              <w:spacing w:after="0" w:line="240"/>
-              <w:jc w:val="left"/>
-            </w:pPr>
-            <w:r>
-              <w:rPr>
-                <w:rFonts w:ascii="Consolas" w:cs="Consolas" w:eastAsia="Consolas" w:hAnsi="Consolas"/>
-                <w:color w:val="E8EEF7"/>
-                <w:sz w:val="17"/>
-                <w:szCs w:val="17"/>
-              </w:rPr>
-              <w:t xml:space="preserve">    return ActionResponse(state=service.roll(forced_roll=forced).to_dict())</w:t>
+              <w:t xml:space="preserve">def roll(service=Depends(get_game_service)):</w:t>
+            </w:r>
+          </w:p>
+          <w:p>
+            <w:pPr>
+              <w:bidi w:val="false"/>
+              <w:spacing w:after="0" w:line="240"/>
+              <w:jc w:val="left"/>
+            </w:pPr>
+            <w:r>
+              <w:rPr>
+                <w:rFonts w:ascii="Consolas" w:cs="Consolas" w:eastAsia="Consolas" w:hAnsi="Consolas"/>
+                <w:color w:val="E8EEF7"/>
+                <w:sz w:val="17"/>
+                <w:szCs w:val="17"/>
+              </w:rPr>
+              <w:t xml:space="preserve">    return ActionResponse(state=service.roll().to_dict())</w:t>
             </w:r>
           </w:p>
         </w:tc>
@@ -1121,7 +1041,7 @@
           <w:rtl/>
           <w:lang w:bidi="he-IL"/>
         </w:rPr>
-        <w:t xml:space="preserve">הכותרת נבדקת לפני שינוי המשחק, ולכן ערך פסול אינו מזיז שחקן.</w:t>
+        <w:t xml:space="preserve">הנתיב אינו מקבל קלט עבור הקובייה ולכן הלקוח אינו יכול לבחור את התוצאה.</w:t>
       </w:r>
     </w:p>
     <w:p>
@@ -1182,7 +1102,7 @@
           <w:rtl/>
           <w:lang w:bidi="he-IL"/>
         </w:rPr>
-        <w:t xml:space="preserve">הפעילו PROPERTY_EMPIRE_TESTING=1 ושלחו X-Test-Dice-Roll: 3.</w:t>
+        <w:t xml:space="preserve">שלחו מספר בקשות roll ובדקו שהערך המדווח בכל אירוע נמצא בטווח 1–6.</w:t>
       </w:r>
     </w:p>
     <w:p>
@@ -1203,7 +1123,7 @@
           <w:rtl/>
           <w:lang w:bidi="he-IL"/>
         </w:rPr>
-        <w:t xml:space="preserve">הציבו שחקן במיקום 14 ובדקו שתוצאה 3 מעבירה למיקום 1 ומוסיפה 200.</w:t>
+        <w:t xml:space="preserve">עקבו אחר תורות עד מעבר בנקודת היציאה ובדקו שהאירוע מדווח על בונוס 200.</w:t>
       </w:r>
     </w:p>
     <w:p>
